--- a/Arquitectura de Sistemas Computacionales/Kit docente/Proyecto Integrador/Guia Docente PI - Arquitectura de Sistemas Computacionales - 2026-2.docx
+++ b/Arquitectura de Sistemas Computacionales/Kit docente/Proyecto Integrador/Guia Docente PI - Arquitectura de Sistemas Computacionales - 2026-2.docx
@@ -479,7 +479,7 @@
                 <w:color w:val="2B2B2B"/>
                 <w:sz w:val="20"/>
               </w:rPr>
-              <w:t>Parcial 3 + ensayo de pitch (5–8 min)</w:t>
+              <w:t>Parcial 3 (solo evaluación: el ensayo de la sustentación fue en la sesión 10)</w:t>
             </w:r>
           </w:p>
         </w:tc>
@@ -499,7 +499,7 @@
                 <w:color w:val="2B2B2B"/>
                 <w:sz w:val="20"/>
               </w:rPr>
-              <w:t>13</w:t>
+              <w:t>—</w:t>
             </w:r>
           </w:p>
         </w:tc>
@@ -517,7 +517,7 @@
                 <w:color w:val="2B2B2B"/>
                 <w:sz w:val="20"/>
               </w:rPr>
-              <w:t>16/11</w:t>
+              <w:t>15/11</w:t>
             </w:r>
           </w:p>
         </w:tc>
@@ -535,7 +535,7 @@
                 <w:color w:val="2B2B2B"/>
                 <w:sz w:val="20"/>
               </w:rPr>
-              <w:t>Clase 15</w:t>
+              <w:t>—</w:t>
             </w:r>
           </w:p>
         </w:tc>
@@ -553,7 +553,77 @@
                 <w:color w:val="2B2B2B"/>
                 <w:sz w:val="20"/>
               </w:rPr>
-              <w:t>Sesión síncrona de sustentaciones: turnos, preguntas y cierre</w:t>
+              <w:t>Cierra la entrega en ExamLab (domingo, 11:59 p. m.): un .zip + enlace por estudiante</w:t>
+            </w:r>
+          </w:p>
+        </w:tc>
+      </w:tr>
+      <w:tr>
+        <w:tc>
+          <w:tcPr>
+            <w:tcW w:type="dxa" w:w="2448"/>
+          </w:tcPr>
+          <w:p>
+            <w:r/>
+            <w:r>
+              <w:rPr>
+                <w:rFonts w:ascii="Calibri" w:hAnsi="Calibri" w:eastAsia="Calibri"/>
+                <w:b w:val="0"/>
+                <w:color w:val="2B2B2B"/>
+                <w:sz w:val="20"/>
+              </w:rPr>
+              <w:t>13</w:t>
+            </w:r>
+          </w:p>
+        </w:tc>
+        <w:tc>
+          <w:tcPr>
+            <w:tcW w:type="dxa" w:w="2448"/>
+          </w:tcPr>
+          <w:p>
+            <w:r/>
+            <w:r>
+              <w:rPr>
+                <w:rFonts w:ascii="Calibri" w:hAnsi="Calibri" w:eastAsia="Calibri"/>
+                <w:b w:val="0"/>
+                <w:color w:val="2B2B2B"/>
+                <w:sz w:val="20"/>
+              </w:rPr>
+              <w:t>16/11</w:t>
+            </w:r>
+          </w:p>
+        </w:tc>
+        <w:tc>
+          <w:tcPr>
+            <w:tcW w:type="dxa" w:w="2448"/>
+          </w:tcPr>
+          <w:p>
+            <w:r/>
+            <w:r>
+              <w:rPr>
+                <w:rFonts w:ascii="Calibri" w:hAnsi="Calibri" w:eastAsia="Calibri"/>
+                <w:b w:val="0"/>
+                <w:color w:val="2B2B2B"/>
+                <w:sz w:val="20"/>
+              </w:rPr>
+              <w:t>Clase 15</w:t>
+            </w:r>
+          </w:p>
+        </w:tc>
+        <w:tc>
+          <w:tcPr>
+            <w:tcW w:type="dxa" w:w="2448"/>
+          </w:tcPr>
+          <w:p>
+            <w:r/>
+            <w:r>
+              <w:rPr>
+                <w:rFonts w:ascii="Calibri" w:hAnsi="Calibri" w:eastAsia="Calibri"/>
+                <w:b w:val="0"/>
+                <w:color w:val="2B2B2B"/>
+                <w:sz w:val="20"/>
+              </w:rPr>
+              <w:t>Sesión síncrona de sustentaciones: turnos de 20 min (15 + 5), preguntas y cierre</w:t>
             </w:r>
           </w:p>
         </w:tc>
@@ -564,6 +634,81 @@
         <w:spacing w:after="80" w:before="0"/>
         <w:jc w:val="left"/>
       </w:pPr>
+    </w:p>
+    <w:p>
+      <w:pPr>
+        <w:spacing w:after="120" w:before="240"/>
+        <w:jc w:val="left"/>
+      </w:pPr>
+      <w:r>
+        <w:rPr>
+          <w:rFonts w:ascii="Calibri" w:hAnsi="Calibri" w:eastAsia="Calibri"/>
+          <w:b/>
+          <w:color w:val="095292"/>
+          <w:sz w:val="24"/>
+        </w:rPr>
+        <w:t>Entrega y sustentación (común a los cinco cursos)</w:t>
+      </w:r>
+    </w:p>
+    <w:p>
+      <w:pPr>
+        <w:pStyle w:val="ListBullet"/>
+        <w:spacing w:after="40"/>
+      </w:pPr>
+      <w:r>
+        <w:rPr>
+          <w:rFonts w:ascii="Calibri" w:hAnsi="Calibri" w:eastAsia="Calibri"/>
+          <w:b w:val="0"/>
+          <w:color w:val="2B2B2B"/>
+          <w:sz w:val="22"/>
+        </w:rPr>
+        <w:t>Plazo único en ExamLab: domingo 15 de noviembre de 2026, 11:59 p. m..</w:t>
+      </w:r>
+    </w:p>
+    <w:p>
+      <w:pPr>
+        <w:pStyle w:val="ListBullet"/>
+        <w:spacing w:after="40"/>
+      </w:pPr>
+      <w:r>
+        <w:rPr>
+          <w:rFonts w:ascii="Calibri" w:hAnsi="Calibri" w:eastAsia="Calibri"/>
+          <w:b w:val="0"/>
+          <w:color w:val="2B2B2B"/>
+          <w:sz w:val="22"/>
+        </w:rPr>
+        <w:t>Se sube un solo archivo .zip con todo —código, documentos, diagramas y capturas—; dentro puede ir cualquier tipo de archivo, y pesa como máximo 50 MB, y el enlace al repositorio de GitHub o a la carpeta de Drive del proyecto (obligatorio).</w:t>
+      </w:r>
+    </w:p>
+    <w:p>
+      <w:pPr>
+        <w:pStyle w:val="ListBullet"/>
+        <w:spacing w:after="40"/>
+      </w:pPr>
+      <w:r>
+        <w:rPr>
+          <w:rFonts w:ascii="Calibri" w:hAnsi="Calibri" w:eastAsia="Calibri"/>
+          <w:b w:val="0"/>
+          <w:color w:val="2B2B2B"/>
+          <w:sz w:val="22"/>
+        </w:rPr>
+        <w:t>Una sola entrega por estudiante, aunque haya equipo autorizado.</w:t>
+      </w:r>
+    </w:p>
+    <w:p>
+      <w:pPr>
+        <w:pStyle w:val="ListBullet"/>
+        <w:spacing w:after="40"/>
+      </w:pPr>
+      <w:r>
+        <w:rPr>
+          <w:rFonts w:ascii="Calibri" w:hAnsi="Calibri" w:eastAsia="Calibri"/>
+          <w:b w:val="0"/>
+          <w:color w:val="2B2B2B"/>
+          <w:sz w:val="22"/>
+        </w:rPr>
+        <w:t>Sustentación: lunes 16/11 (festivo, sí hay clase), por Meet: 15 minutos de exposición + 5 minutos de preguntas (turno de 20 minutos).</w:t>
+      </w:r>
     </w:p>
     <w:p>
       <w:pPr>
@@ -667,7 +812,7 @@
           <w:color w:val="2B2B2B"/>
           <w:sz w:val="22"/>
         </w:rPr>
-        <w:t>Sustentación (15): preguntas al azar sobre cualquier parte; si hubo equipo, penalizar que hable solo uno.</w:t>
+        <w:t>Sustentación (15): 15 min de exposición + 5 de preguntas al azar sobre cualquier parte; si hubo equipo, penalizar que hable solo uno.</w:t>
       </w:r>
     </w:p>
     <w:p>
@@ -697,7 +842,7 @@
           <w:color w:val="2B2B2B"/>
           <w:sz w:val="22"/>
         </w:rPr>
-        <w:t>Repo GitHub o ZIP con .yml, Dockerfile, diagramas PNG, informe.</w:t>
+        <w:t>El .zip (con .yml, Dockerfile, diagramas PNG, informe) Y el enlace al repo GitHub o a la carpeta de Drive: los dos son obligatorios.</w:t>
       </w:r>
     </w:p>
     <w:p>

--- a/Arquitectura de Sistemas Computacionales/Kit docente/Proyecto Integrador/Guia Docente PI - Arquitectura de Sistemas Computacionales - 2026-2.docx
+++ b/Arquitectura de Sistemas Computacionales/Kit docente/Proyecto Integrador/Guia Docente PI - Arquitectura de Sistemas Computacionales - 2026-2.docx
@@ -553,7 +553,7 @@
                 <w:color w:val="2B2B2B"/>
                 <w:sz w:val="20"/>
               </w:rPr>
-              <w:t>Cierra la entrega en ExamLab (domingo, 11:59 p. m.): un .zip + enlace por estudiante</w:t>
+              <w:t>Cierra la entrega en ExamLab (domingo, 11:59 p. m.): cada integrante sube el .zip + enlace del equipo</w:t>
             </w:r>
           </w:p>
         </w:tc>
@@ -692,7 +692,7 @@
           <w:color w:val="2B2B2B"/>
           <w:sz w:val="22"/>
         </w:rPr>
-        <w:t>Una sola entrega por estudiante, aunque haya equipo autorizado.</w:t>
+        <w:t>En equipo de 4 a 5 integrantes (máximo 5). Cada integrante sube el .zip del equipo desde su cuenta: una entrega por estudiante.</w:t>
       </w:r>
     </w:p>
     <w:p>
@@ -707,7 +707,7 @@
           <w:color w:val="2B2B2B"/>
           <w:sz w:val="22"/>
         </w:rPr>
-        <w:t>Sustentación: lunes 16/11 (festivo, sí hay clase), por Meet: 15 minutos de exposición + 5 minutos de preguntas (turno de 20 minutos).</w:t>
+        <w:t>Sustentación: lunes 16/11 (festivo, sí hay clase), por Meet: 15 minutos de exposición + 5 minutos de preguntas por equipo (turno de 20 minutos); hablan todos los integrantes.</w:t>
       </w:r>
     </w:p>
     <w:p>
@@ -812,7 +812,7 @@
           <w:color w:val="2B2B2B"/>
           <w:sz w:val="22"/>
         </w:rPr>
-        <w:t>Sustentación (15): 15 min de exposición + 5 de preguntas al azar sobre cualquier parte; si hubo equipo, penalizar que hable solo uno.</w:t>
+        <w:t>Sustentación (15): 15 min de exposición + 5 de preguntas al azar a cualquier integrante sobre cualquier parte; penalizar que hable solo uno.</w:t>
       </w:r>
     </w:p>
     <w:p>

--- a/Arquitectura de Sistemas Computacionales/Kit docente/Proyecto Integrador/Guia Docente PI - Arquitectura de Sistemas Computacionales - 2026-2.docx
+++ b/Arquitectura de Sistemas Computacionales/Kit docente/Proyecto Integrador/Guia Docente PI - Arquitectura de Sistemas Computacionales - 2026-2.docx
@@ -692,7 +692,7 @@
           <w:color w:val="2B2B2B"/>
           <w:sz w:val="22"/>
         </w:rPr>
-        <w:t>En equipo de 4 a 5 integrantes (máximo 5). Cada integrante sube el .zip del equipo desde su cuenta: una entrega por estudiante.</w:t>
+        <w:t>Proyecto en equipo de 4 a 5 integrantes (máximo 5); solo el proyecto, los demás entregables conservan su modalidad. Cada integrante sube el .zip del equipo desde su cuenta: una entrega por estudiante.</w:t>
       </w:r>
     </w:p>
     <w:p>

--- a/Arquitectura de Sistemas Computacionales/Kit docente/Proyecto Integrador/Guia Docente PI - Arquitectura de Sistemas Computacionales - 2026-2.docx
+++ b/Arquitectura de Sistemas Computacionales/Kit docente/Proyecto Integrador/Guia Docente PI - Arquitectura de Sistemas Computacionales - 2026-2.docx
@@ -647,7 +647,7 @@
           <w:color w:val="095292"/>
           <w:sz w:val="24"/>
         </w:rPr>
-        <w:t>Entrega y sustentación (común a los cinco cursos)</w:t>
+        <w:t>Entrega y sustentación</w:t>
       </w:r>
     </w:p>
     <w:p>
@@ -662,7 +662,7 @@
           <w:color w:val="2B2B2B"/>
           <w:sz w:val="22"/>
         </w:rPr>
-        <w:t>Plazo único en ExamLab: domingo 15 de noviembre de 2026, 11:59 p. m..</w:t>
+        <w:t>Plazo único en ExamLab: domingo 15 de noviembre de 2026, 11:59 p. m.. Un solo archivo .zip —dentro puede ir cualquier tipo de archivo; máximo 50 MB—, y el repositorio de GitHub donde está el workflow, o la carpeta de Drive del equipo si el workflow se entrega solo como archivo (obligatorio).</w:t>
       </w:r>
     </w:p>
     <w:p>
@@ -677,7 +677,25 @@
           <w:color w:val="2B2B2B"/>
           <w:sz w:val="22"/>
         </w:rPr>
-        <w:t>Se sube un solo archivo .zip con todo —código, documentos, diagramas y capturas—; dentro puede ir cualquier tipo de archivo, y pesa como máximo 50 MB, y el enlace al repositorio de GitHub o a la carpeta de Drive del proyecto (obligatorio).</w:t>
+        <w:t xml:space="preserve">Proyecto en equipo de 4 a 5 integrantes (máximo 5) —solo el proyecto: los demás entregables conservan su modalidad—. </w:t>
+      </w:r>
+      <w:r>
+        <w:rPr>
+          <w:rFonts w:ascii="Calibri" w:hAnsi="Calibri" w:eastAsia="Calibri"/>
+          <w:b/>
+          <w:color w:val="2B2B2B"/>
+          <w:sz w:val="22"/>
+        </w:rPr>
+        <w:t>Cada integrante sube la entrega del equipo</w:t>
+      </w:r>
+      <w:r>
+        <w:rPr>
+          <w:rFonts w:ascii="Calibri" w:hAnsi="Calibri" w:eastAsia="Calibri"/>
+          <w:b w:val="0"/>
+          <w:color w:val="2B2B2B"/>
+          <w:sz w:val="22"/>
+        </w:rPr>
+        <w:t xml:space="preserve"> desde su propia cuenta: el mismo .zip y el mismo enlace; una sola entrega por estudiante.</w:t>
       </w:r>
     </w:p>
     <w:p>
@@ -692,7 +710,7 @@
           <w:color w:val="2B2B2B"/>
           <w:sz w:val="22"/>
         </w:rPr>
-        <w:t>Proyecto en equipo de 4 a 5 integrantes (máximo 5); solo el proyecto, los demás entregables conservan su modalidad. Cada integrante sube el .zip del equipo desde su cuenta: una entrega por estudiante.</w:t>
+        <w:t>Sustentación: lunes 16/11/2026, en la última clase (sesión 13; es festivo, pero sí hay clase), por Meet: 15 minutos de exposición + 5 minutos de preguntas por equipo (turno de 20 minutos); hablan todos los integrantes.</w:t>
       </w:r>
     </w:p>
     <w:p>
@@ -707,8 +725,227 @@
           <w:color w:val="2B2B2B"/>
           <w:sz w:val="22"/>
         </w:rPr>
-        <w:t>Sustentación: lunes 16/11 (festivo, sí hay clase), por Meet: 15 minutos de exposición + 5 minutos de preguntas por equipo (turno de 20 minutos); hablan todos los integrantes.</w:t>
+        <w:t>Lo que deben mostrar: el diagrama de despliegue, el contenedor corriendo en el lab (o sus capturas, si la sesión del lab caducó) y el workflow con sus etapas.</w:t>
       </w:r>
+    </w:p>
+    <w:p>
+      <w:pPr>
+        <w:spacing w:after="80" w:before="160"/>
+        <w:jc w:val="left"/>
+      </w:pPr>
+      <w:r>
+        <w:rPr>
+          <w:rFonts w:ascii="Calibri" w:hAnsi="Calibri" w:eastAsia="Calibri"/>
+          <w:b/>
+          <w:color w:val="269CCB"/>
+          <w:sz w:val="22"/>
+        </w:rPr>
+        <w:t>Qué revisar en el .zip</w:t>
+      </w:r>
+    </w:p>
+    <w:tbl>
+      <w:tblPr>
+        <w:tblStyle w:val="TableGrid"/>
+        <w:tblW w:type="auto" w:w="0"/>
+        <w:tblLayout w:type="fixed"/>
+        <w:tblLook w:firstColumn="1" w:firstRow="1" w:lastColumn="0" w:lastRow="0" w:noHBand="0" w:noVBand="1" w:val="04A0"/>
+      </w:tblPr>
+      <w:tblGrid>
+        <w:gridCol w:w="4896"/>
+        <w:gridCol w:w="4896"/>
+      </w:tblGrid>
+      <w:tr>
+        <w:tc>
+          <w:tcPr>
+            <w:tcW w:type="dxa" w:w="2448"/>
+            <w:shd w:val="clear" w:fill="095292"/>
+          </w:tcPr>
+          <w:p>
+            <w:r/>
+            <w:r>
+              <w:rPr>
+                <w:rFonts w:ascii="Calibri" w:hAnsi="Calibri" w:eastAsia="Calibri"/>
+                <w:b/>
+                <w:color w:val="FFFFFF"/>
+                <w:sz w:val="20"/>
+              </w:rPr>
+              <w:t>En el .zip</w:t>
+            </w:r>
+          </w:p>
+        </w:tc>
+        <w:tc>
+          <w:tcPr>
+            <w:tcW w:type="dxa" w:w="7344"/>
+            <w:shd w:val="clear" w:fill="095292"/>
+          </w:tcPr>
+          <w:p>
+            <w:r/>
+            <w:r>
+              <w:rPr>
+                <w:rFonts w:ascii="Calibri" w:hAnsi="Calibri" w:eastAsia="Calibri"/>
+                <w:b/>
+                <w:color w:val="FFFFFF"/>
+                <w:sz w:val="20"/>
+              </w:rPr>
+              <w:t>Qué debe traer</w:t>
+            </w:r>
+          </w:p>
+        </w:tc>
+      </w:tr>
+      <w:tr>
+        <w:tc>
+          <w:tcPr>
+            <w:tcW w:type="dxa" w:w="2448"/>
+          </w:tcPr>
+          <w:p>
+            <w:r/>
+            <w:r>
+              <w:rPr>
+                <w:rFonts w:ascii="Calibri" w:hAnsi="Calibri" w:eastAsia="Calibri"/>
+                <w:b w:val="0"/>
+                <w:color w:val="2B2B2B"/>
+                <w:sz w:val="20"/>
+              </w:rPr>
+              <w:t>Documento de arquitectura</w:t>
+            </w:r>
+          </w:p>
+        </w:tc>
+        <w:tc>
+          <w:tcPr>
+            <w:tcW w:type="dxa" w:w="7344"/>
+          </w:tcPr>
+          <w:p>
+            <w:r/>
+            <w:r>
+              <w:rPr>
+                <w:rFonts w:ascii="Calibri" w:hAnsi="Calibri" w:eastAsia="Calibri"/>
+                <w:b w:val="0"/>
+                <w:color w:val="2B2B2B"/>
+                <w:sz w:val="20"/>
+              </w:rPr>
+              <w:t>PDF o DOCX: contexto, ADRs breves, riesgos, costos estimados en lenguaje cualitativo y las secciones de seguridad, monitoreo, rendimiento y escalabilidad.</w:t>
+            </w:r>
+          </w:p>
+        </w:tc>
+      </w:tr>
+      <w:tr>
+        <w:tc>
+          <w:tcPr>
+            <w:tcW w:type="dxa" w:w="2448"/>
+            <w:shd w:val="clear" w:fill="F2F2F2"/>
+          </w:tcPr>
+          <w:p>
+            <w:r/>
+            <w:r>
+              <w:rPr>
+                <w:rFonts w:ascii="Calibri" w:hAnsi="Calibri" w:eastAsia="Calibri"/>
+                <w:b w:val="0"/>
+                <w:color w:val="2B2B2B"/>
+                <w:sz w:val="20"/>
+              </w:rPr>
+              <w:t>diagramas/</w:t>
+            </w:r>
+          </w:p>
+        </w:tc>
+        <w:tc>
+          <w:tcPr>
+            <w:tcW w:type="dxa" w:w="7344"/>
+            <w:shd w:val="clear" w:fill="F2F2F2"/>
+          </w:tcPr>
+          <w:p>
+            <w:r/>
+            <w:r>
+              <w:rPr>
+                <w:rFonts w:ascii="Calibri" w:hAnsi="Calibri" w:eastAsia="Calibri"/>
+                <w:b w:val="0"/>
+                <w:color w:val="2B2B2B"/>
+                <w:sz w:val="20"/>
+              </w:rPr>
+              <w:t>Componentes (C4), despliegue y flujo CI/CD, exportados en PNG, con su archivo fuente (.drawio o el texto Mermaid).</w:t>
+            </w:r>
+          </w:p>
+        </w:tc>
+      </w:tr>
+      <w:tr>
+        <w:tc>
+          <w:tcPr>
+            <w:tcW w:type="dxa" w:w="2448"/>
+          </w:tcPr>
+          <w:p>
+            <w:r/>
+            <w:r>
+              <w:rPr>
+                <w:rFonts w:ascii="Calibri" w:hAnsi="Calibri" w:eastAsia="Calibri"/>
+                <w:b w:val="0"/>
+                <w:color w:val="2B2B2B"/>
+                <w:sz w:val="20"/>
+              </w:rPr>
+              <w:t>contenedores/</w:t>
+            </w:r>
+          </w:p>
+        </w:tc>
+        <w:tc>
+          <w:tcPr>
+            <w:tcW w:type="dxa" w:w="7344"/>
+          </w:tcPr>
+          <w:p>
+            <w:r/>
+            <w:r>
+              <w:rPr>
+                <w:rFonts w:ascii="Calibri" w:hAnsi="Calibri" w:eastAsia="Calibri"/>
+                <w:b w:val="0"/>
+                <w:color w:val="2B2B2B"/>
+                <w:sz w:val="20"/>
+              </w:rPr>
+              <w:t>El Dockerfile o el docker-compose.yml, y las capturas del lab (LabEx Docker Playground o Killercoda) con la fecha visible.</w:t>
+            </w:r>
+          </w:p>
+        </w:tc>
+      </w:tr>
+      <w:tr>
+        <w:tc>
+          <w:tcPr>
+            <w:tcW w:type="dxa" w:w="2448"/>
+            <w:shd w:val="clear" w:fill="F2F2F2"/>
+          </w:tcPr>
+          <w:p>
+            <w:r/>
+            <w:r>
+              <w:rPr>
+                <w:rFonts w:ascii="Calibri" w:hAnsi="Calibri" w:eastAsia="Calibri"/>
+                <w:b w:val="0"/>
+                <w:color w:val="2B2B2B"/>
+                <w:sz w:val="20"/>
+              </w:rPr>
+              <w:t>.github/workflows/</w:t>
+            </w:r>
+          </w:p>
+        </w:tc>
+        <w:tc>
+          <w:tcPr>
+            <w:tcW w:type="dxa" w:w="7344"/>
+            <w:shd w:val="clear" w:fill="F2F2F2"/>
+          </w:tcPr>
+          <w:p>
+            <w:r/>
+            <w:r>
+              <w:rPr>
+                <w:rFonts w:ascii="Calibri" w:hAnsi="Calibri" w:eastAsia="Calibri"/>
+                <w:b w:val="0"/>
+                <w:color w:val="2B2B2B"/>
+                <w:sz w:val="20"/>
+              </w:rPr>
+              <w:t>El workflow de GitHub Actions (.yml) y el stub que compila y prueba.</w:t>
+            </w:r>
+          </w:p>
+        </w:tc>
+      </w:tr>
+    </w:tbl>
+    <w:p>
+      <w:pPr>
+        <w:spacing w:after="80" w:before="0"/>
+        <w:jc w:val="left"/>
+      </w:pPr>
     </w:p>
     <w:p>
       <w:pPr>
@@ -813,51 +1050,6 @@
           <w:sz w:val="22"/>
         </w:rPr>
         <w:t>Sustentación (15): 15 min de exposición + 5 de preguntas al azar a cualquier integrante sobre cualquier parte; penalizar que hable solo uno.</w:t>
-      </w:r>
-    </w:p>
-    <w:p>
-      <w:pPr>
-        <w:spacing w:after="120" w:before="240"/>
-        <w:jc w:val="left"/>
-      </w:pPr>
-      <w:r>
-        <w:rPr>
-          <w:rFonts w:ascii="Calibri" w:hAnsi="Calibri" w:eastAsia="Calibri"/>
-          <w:b/>
-          <w:color w:val="095292"/>
-          <w:sz w:val="24"/>
-        </w:rPr>
-        <w:t>Evidencias</w:t>
-      </w:r>
-    </w:p>
-    <w:p>
-      <w:pPr>
-        <w:pStyle w:val="ListBullet"/>
-        <w:spacing w:after="40"/>
-      </w:pPr>
-      <w:r>
-        <w:rPr>
-          <w:rFonts w:ascii="Calibri" w:hAnsi="Calibri" w:eastAsia="Calibri"/>
-          <w:b w:val="0"/>
-          <w:color w:val="2B2B2B"/>
-          <w:sz w:val="22"/>
-        </w:rPr>
-        <w:t>El .zip (con .yml, Dockerfile, diagramas PNG, informe) Y el enlace al repo GitHub o a la carpeta de Drive: los dos son obligatorios.</w:t>
-      </w:r>
-    </w:p>
-    <w:p>
-      <w:pPr>
-        <w:pStyle w:val="ListBullet"/>
-        <w:spacing w:after="40"/>
-      </w:pPr>
-      <w:r>
-        <w:rPr>
-          <w:rFonts w:ascii="Calibri" w:hAnsi="Calibri" w:eastAsia="Calibri"/>
-          <w:b w:val="0"/>
-          <w:color w:val="2B2B2B"/>
-          <w:sz w:val="22"/>
-        </w:rPr>
-        <w:t>Enlace Killercoda/LabEx o capturas con timestamp.</w:t>
       </w:r>
     </w:p>
     <w:sectPr>

--- a/Arquitectura de Sistemas Computacionales/Kit docente/Proyecto Integrador/Guia Docente PI - Arquitectura de Sistemas Computacionales - 2026-2.docx
+++ b/Arquitectura de Sistemas Computacionales/Kit docente/Proyecto Integrador/Guia Docente PI - Arquitectura de Sistemas Computacionales - 2026-2.docx
@@ -662,7 +662,7 @@
           <w:color w:val="2B2B2B"/>
           <w:sz w:val="22"/>
         </w:rPr>
-        <w:t>Plazo único en ExamLab: domingo 15 de noviembre de 2026, 11:59 p. m.. Un solo archivo .zip —dentro puede ir cualquier tipo de archivo; máximo 50 MB—, y el repositorio de GitHub donde está el workflow, o la carpeta de Drive del equipo si el workflow se entrega solo como archivo (obligatorio).</w:t>
+        <w:t>Plazo único en ExamLab: domingo 15 de noviembre de 2026, 11:59 p. m.. Un solo archivo .zip —dentro puede ir cualquier tipo de archivo; máximo 50 MB—, y el repositorio de GitHub donde está el workflow, o la carpeta de Drive del equipo si el workflow se entrega solo como archivo (obligatorio). Los estudiantes tienen la carpeta «Plantilla de entrega» con la forma exacta del .zip.</w:t>
       </w:r>
     </w:p>
     <w:p>
@@ -710,7 +710,7 @@
           <w:color w:val="2B2B2B"/>
           <w:sz w:val="22"/>
         </w:rPr>
-        <w:t>Sustentación: lunes 16/11/2026, en la última clase (sesión 13; es festivo, pero sí hay clase), por Meet: 15 minutos de exposición + 5 minutos de preguntas por equipo (turno de 20 minutos); hablan todos los integrantes.</w:t>
+        <w:t>Sustentación: lunes 16/11/2026, en la última clase (es festivo, pero sí hay clase), por Meet: 15 minutos de exposición + 5 minutos de preguntas por equipo (turno de 20 minutos); hablan todos los integrantes.</w:t>
       </w:r>
     </w:p>
     <w:p>
@@ -757,7 +757,7 @@
       <w:tr>
         <w:tc>
           <w:tcPr>
-            <w:tcW w:type="dxa" w:w="2448"/>
+            <w:tcW w:type="dxa" w:w="2736"/>
             <w:shd w:val="clear" w:fill="095292"/>
           </w:tcPr>
           <w:p>
@@ -769,13 +769,13 @@
                 <w:color w:val="FFFFFF"/>
                 <w:sz w:val="20"/>
               </w:rPr>
-              <w:t>En el .zip</w:t>
+              <w:t>Pieza</w:t>
             </w:r>
           </w:p>
         </w:tc>
         <w:tc>
           <w:tcPr>
-            <w:tcW w:type="dxa" w:w="7344"/>
+            <w:tcW w:type="dxa" w:w="7056"/>
             <w:shd w:val="clear" w:fill="095292"/>
           </w:tcPr>
           <w:p>
@@ -795,7 +795,7 @@
       <w:tr>
         <w:tc>
           <w:tcPr>
-            <w:tcW w:type="dxa" w:w="2448"/>
+            <w:tcW w:type="dxa" w:w="2736"/>
           </w:tcPr>
           <w:p>
             <w:r/>
@@ -806,13 +806,13 @@
                 <w:color w:val="2B2B2B"/>
                 <w:sz w:val="20"/>
               </w:rPr>
-              <w:t>Documento de arquitectura</w:t>
+              <w:t>Documento de arquitectura.docx</w:t>
             </w:r>
           </w:p>
         </w:tc>
         <w:tc>
           <w:tcPr>
-            <w:tcW w:type="dxa" w:w="7344"/>
+            <w:tcW w:type="dxa" w:w="7056"/>
           </w:tcPr>
           <w:p>
             <w:r/>
@@ -823,7 +823,7 @@
                 <w:color w:val="2B2B2B"/>
                 <w:sz w:val="20"/>
               </w:rPr>
-              <w:t>PDF o DOCX: contexto, ADRs breves, riesgos, costos estimados en lenguaje cualitativo y las secciones de seguridad, monitoreo, rendimiento y escalabilidad.</w:t>
+              <w:t>Las secciones de la plantilla: dominio y alcance (3 a 5 capacidades), modelo de servicio (IaaS, PaaS o SaaS, y por qué), decisiones, despliegue y contenedores, CI/CD, seguridad · monitoreo · costos · escalabilidad, y riesgos.</w:t>
             </w:r>
           </w:p>
         </w:tc>
@@ -831,7 +831,7 @@
       <w:tr>
         <w:tc>
           <w:tcPr>
-            <w:tcW w:type="dxa" w:w="2448"/>
+            <w:tcW w:type="dxa" w:w="2736"/>
             <w:shd w:val="clear" w:fill="F2F2F2"/>
           </w:tcPr>
           <w:p>
@@ -849,7 +849,7 @@
         </w:tc>
         <w:tc>
           <w:tcPr>
-            <w:tcW w:type="dxa" w:w="7344"/>
+            <w:tcW w:type="dxa" w:w="7056"/>
             <w:shd w:val="clear" w:fill="F2F2F2"/>
           </w:tcPr>
           <w:p>
@@ -861,7 +861,7 @@
                 <w:color w:val="2B2B2B"/>
                 <w:sz w:val="20"/>
               </w:rPr>
-              <w:t>Componentes (C4), despliegue y flujo CI/CD, exportados en PNG, con su archivo fuente (.drawio o el texto Mermaid).</w:t>
+              <w:t>Los tres —componentes (C4), despliegue y flujo de CI/CD—, legibles y con los mismos nombres en los tres.</w:t>
             </w:r>
           </w:p>
         </w:tc>
@@ -869,7 +869,44 @@
       <w:tr>
         <w:tc>
           <w:tcPr>
-            <w:tcW w:type="dxa" w:w="2448"/>
+            <w:tcW w:type="dxa" w:w="2736"/>
+          </w:tcPr>
+          <w:p>
+            <w:r/>
+            <w:r>
+              <w:rPr>
+                <w:rFonts w:ascii="Calibri" w:hAnsi="Calibri" w:eastAsia="Calibri"/>
+                <w:b w:val="0"/>
+                <w:color w:val="2B2B2B"/>
+                <w:sz w:val="20"/>
+              </w:rPr>
+              <w:t>app/</w:t>
+            </w:r>
+          </w:p>
+        </w:tc>
+        <w:tc>
+          <w:tcPr>
+            <w:tcW w:type="dxa" w:w="7056"/>
+          </w:tcPr>
+          <w:p>
+            <w:r/>
+            <w:r>
+              <w:rPr>
+                <w:rFonts w:ascii="Calibri" w:hAnsi="Calibri" w:eastAsia="Calibri"/>
+                <w:b w:val="0"/>
+                <w:color w:val="2B2B2B"/>
+                <w:sz w:val="20"/>
+              </w:rPr>
+              <w:t>El servicio mínimo que se contiene y que el workflow construye y prueba.</w:t>
+            </w:r>
+          </w:p>
+        </w:tc>
+      </w:tr>
+      <w:tr>
+        <w:tc>
+          <w:tcPr>
+            <w:tcW w:type="dxa" w:w="2736"/>
+            <w:shd w:val="clear" w:fill="F2F2F2"/>
           </w:tcPr>
           <w:p>
             <w:r/>
@@ -886,26 +923,7 @@
         </w:tc>
         <w:tc>
           <w:tcPr>
-            <w:tcW w:type="dxa" w:w="7344"/>
-          </w:tcPr>
-          <w:p>
-            <w:r/>
-            <w:r>
-              <w:rPr>
-                <w:rFonts w:ascii="Calibri" w:hAnsi="Calibri" w:eastAsia="Calibri"/>
-                <w:b w:val="0"/>
-                <w:color w:val="2B2B2B"/>
-                <w:sz w:val="20"/>
-              </w:rPr>
-              <w:t>El Dockerfile o el docker-compose.yml, y las capturas del lab (LabEx Docker Playground o Killercoda) con la fecha visible.</w:t>
-            </w:r>
-          </w:p>
-        </w:tc>
-      </w:tr>
-      <w:tr>
-        <w:tc>
-          <w:tcPr>
-            <w:tcW w:type="dxa" w:w="2448"/>
+            <w:tcW w:type="dxa" w:w="7056"/>
             <w:shd w:val="clear" w:fill="F2F2F2"/>
           </w:tcPr>
           <w:p>
@@ -917,14 +935,15 @@
                 <w:color w:val="2B2B2B"/>
                 <w:sz w:val="20"/>
               </w:rPr>
-              <w:t>.github/workflows/</w:t>
+              <w:t>El Dockerfile (o el docker-compose.yml) y las capturas del lab (LabEx o Killercoda) donde se ve corriendo, con la fecha visible.</w:t>
             </w:r>
           </w:p>
         </w:tc>
+      </w:tr>
+      <w:tr>
         <w:tc>
           <w:tcPr>
-            <w:tcW w:type="dxa" w:w="7344"/>
-            <w:shd w:val="clear" w:fill="F2F2F2"/>
+            <w:tcW w:type="dxa" w:w="2736"/>
           </w:tcPr>
           <w:p>
             <w:r/>
@@ -935,7 +954,24 @@
                 <w:color w:val="2B2B2B"/>
                 <w:sz w:val="20"/>
               </w:rPr>
-              <w:t>El workflow de GitHub Actions (.yml) y el stub que compila y prueba.</w:t>
+              <w:t>.github/workflows/ci.yml</w:t>
+            </w:r>
+          </w:p>
+        </w:tc>
+        <w:tc>
+          <w:tcPr>
+            <w:tcW w:type="dxa" w:w="7056"/>
+          </w:tcPr>
+          <w:p>
+            <w:r/>
+            <w:r>
+              <w:rPr>
+                <w:rFonts w:ascii="Calibri" w:hAnsi="Calibri" w:eastAsia="Calibri"/>
+                <w:b w:val="0"/>
+                <w:color w:val="2B2B2B"/>
+                <w:sz w:val="20"/>
+              </w:rPr>
+              <w:t>Las etapas de construir y probar, que pasan; el despliegue puede ser simulado.</w:t>
             </w:r>
           </w:p>
         </w:tc>
